--- a/encounter-dialogue.docx
+++ b/encounter-dialogue.docx
@@ -277,7 +277,83 @@
           <w:sz w:val="21"/>
           <w:szCs w:val="21"/>
         </w:rPr>
-        <w:t xml:space="preserve">Skaters and flies ripple on the surface. Cast a line?</w:t>
+        <w:t xml:space="preserve">Skaters and flies ripple on the surface.</w:t>
+      </w:r>
+    </w:p>
+    <w:p>
+      <w:pPr>
+        <w:pBdr>
+          <w:top w:val="single" w:color="E2DDD4" w:sz="4" w:space="10"/>
+        </w:pBdr>
+        <w:spacing w:after="120" w:before="200" w:line="300"/>
+        <w:ind w:left="720" w:hanging="360"/>
+      </w:pPr>
+      <w:r>
+        <w:rPr>
+          <w:rFonts w:ascii="Georgia" w:cs="Georgia" w:eastAsia="Georgia" w:hAnsi="Georgia"/>
+          <w:b/>
+          <w:bCs/>
+          <w:color w:val="7A756C"/>
+          <w:sz w:val="21"/>
+          <w:szCs w:val="21"/>
+        </w:rPr>
+        <w:t xml:space="preserve">&gt; </w:t>
+      </w:r>
+      <w:r>
+        <w:rPr>
+          <w:rFonts w:ascii="Georgia" w:cs="Georgia" w:eastAsia="Georgia" w:hAnsi="Georgia"/>
+          <w:b/>
+          <w:bCs/>
+          <w:color w:val="1B1B1B"/>
+          <w:sz w:val="21"/>
+          <w:szCs w:val="21"/>
+        </w:rPr>
+        <w:t xml:space="preserve">[Cast a line.]</w:t>
+      </w:r>
+    </w:p>
+    <w:p>
+      <w:pPr>
+        <w:spacing w:after="200" w:before="0" w:line="300"/>
+        <w:ind w:left="720" w:hanging="360"/>
+      </w:pPr>
+      <w:r>
+        <w:rPr>
+          <w:rFonts w:ascii="Georgia" w:cs="Georgia" w:eastAsia="Georgia" w:hAnsi="Georgia"/>
+          <w:b/>
+          <w:bCs/>
+          <w:color w:val="7A756C"/>
+          <w:sz w:val="21"/>
+          <w:szCs w:val="21"/>
+        </w:rPr>
+        <w:t xml:space="preserve">&gt; </w:t>
+      </w:r>
+      <w:r>
+        <w:rPr>
+          <w:rFonts w:ascii="Georgia" w:cs="Georgia" w:eastAsia="Georgia" w:hAnsi="Georgia"/>
+          <w:b/>
+          <w:bCs/>
+          <w:color w:val="1B1B1B"/>
+          <w:sz w:val="21"/>
+          <w:szCs w:val="21"/>
+        </w:rPr>
+        <w:t xml:space="preserve">[Continue on.]</w:t>
+      </w:r>
+    </w:p>
+    <w:p>
+      <w:pPr>
+        <w:pBdr>
+          <w:top w:val="single" w:color="E2DDD4" w:sz="4" w:space="10"/>
+        </w:pBdr>
+        <w:spacing w:after="200" w:before="200" w:line="300"/>
+      </w:pPr>
+      <w:r>
+        <w:rPr>
+          <w:rFonts w:ascii="Georgia" w:cs="Georgia" w:eastAsia="Georgia" w:hAnsi="Georgia"/>
+          <w:color w:val="1B1B1B"/>
+          <w:sz w:val="21"/>
+          <w:szCs w:val="21"/>
+        </w:rPr>
+        <w:t xml:space="preserve">You leave the water where it is. The path picks up again inside the treeline.</w:t>
       </w:r>
     </w:p>
     <w:p>
@@ -1540,7 +1616,7 @@
     </w:p>
     <w:p>
       <w:pPr>
-        <w:spacing w:after="120" w:before="0" w:line="300"/>
+        <w:spacing w:after="200" w:before="0" w:line="300"/>
       </w:pPr>
       <w:r>
         <w:rPr>
@@ -1554,16 +1630,78 @@
     </w:p>
     <w:p>
       <w:pPr>
-        <w:spacing w:after="200" w:before="0" w:line="300"/>
-      </w:pPr>
-      <w:r>
-        <w:rPr>
-          <w:rFonts w:ascii="Georgia" w:cs="Georgia" w:eastAsia="Georgia" w:hAnsi="Georgia"/>
-          <w:color w:val="1B1B1B"/>
-          <w:sz w:val="21"/>
-          <w:szCs w:val="21"/>
-        </w:rPr>
-        <w:t xml:space="preserve">Fell the oak?</w:t>
+        <w:pBdr>
+          <w:top w:val="single" w:color="E2DDD4" w:sz="4" w:space="10"/>
+        </w:pBdr>
+        <w:spacing w:after="120" w:before="200" w:line="300"/>
+        <w:ind w:left="720" w:hanging="360"/>
+      </w:pPr>
+      <w:r>
+        <w:rPr>
+          <w:rFonts w:ascii="Georgia" w:cs="Georgia" w:eastAsia="Georgia" w:hAnsi="Georgia"/>
+          <w:b/>
+          <w:bCs/>
+          <w:color w:val="7A756C"/>
+          <w:sz w:val="21"/>
+          <w:szCs w:val="21"/>
+        </w:rPr>
+        <w:t xml:space="preserve">&gt; </w:t>
+      </w:r>
+      <w:r>
+        <w:rPr>
+          <w:rFonts w:ascii="Georgia" w:cs="Georgia" w:eastAsia="Georgia" w:hAnsi="Georgia"/>
+          <w:b/>
+          <w:bCs/>
+          <w:color w:val="1B1B1B"/>
+          <w:sz w:val="21"/>
+          <w:szCs w:val="21"/>
+        </w:rPr>
+        <w:t xml:space="preserve">[Fell the oak.]</w:t>
+      </w:r>
+    </w:p>
+    <w:p>
+      <w:pPr>
+        <w:spacing w:after="200" w:before="0" w:line="300"/>
+        <w:ind w:left="720" w:hanging="360"/>
+      </w:pPr>
+      <w:r>
+        <w:rPr>
+          <w:rFonts w:ascii="Georgia" w:cs="Georgia" w:eastAsia="Georgia" w:hAnsi="Georgia"/>
+          <w:b/>
+          <w:bCs/>
+          <w:color w:val="7A756C"/>
+          <w:sz w:val="21"/>
+          <w:szCs w:val="21"/>
+        </w:rPr>
+        <w:t xml:space="preserve">&gt; </w:t>
+      </w:r>
+      <w:r>
+        <w:rPr>
+          <w:rFonts w:ascii="Georgia" w:cs="Georgia" w:eastAsia="Georgia" w:hAnsi="Georgia"/>
+          <w:b/>
+          <w:bCs/>
+          <w:color w:val="1B1B1B"/>
+          <w:sz w:val="21"/>
+          <w:szCs w:val="21"/>
+        </w:rPr>
+        <w:t xml:space="preserve">[Continue on.]</w:t>
+      </w:r>
+    </w:p>
+    <w:p>
+      <w:pPr>
+        <w:pBdr>
+          <w:top w:val="single" w:color="E2DDD4" w:sz="4" w:space="10"/>
+        </w:pBdr>
+        <w:spacing w:after="200" w:before="200" w:line="300"/>
+      </w:pPr>
+      <w:r>
+        <w:rPr>
+          <w:rFonts w:ascii="Georgia" w:cs="Georgia" w:eastAsia="Georgia" w:hAnsi="Georgia"/>
+          <w:color w:val="1B1B1B"/>
+          <w:sz w:val="21"/>
+          <w:szCs w:val="21"/>
+        </w:rPr>
+        <w:t xml:space="preserve">You leave the oak standing. The limb will still be down the next time anybody comes this way.</w:t>
       </w:r>
     </w:p>
     <w:p>

--- a/encounter-dialogue.docx
+++ b/encounter-dialogue.docx
@@ -52,7 +52,7 @@
           <w:sz w:val="20"/>
           <w:szCs w:val="20"/>
         </w:rPr>
-        <w:t xml:space="preserve">What the card shows today, card by card, as content/encounters.js stands</w:t>
+        <w:t xml:space="preserve">What the card shows, card by card, generated from content/encounters.js</w:t>
       </w:r>
     </w:p>
     <w:p>
@@ -66,27 +66,47 @@
           <w:sz w:val="21"/>
           <w:szCs w:val="21"/>
         </w:rPr>
-        <w:t xml:space="preserve">Every string here is on screen now. Where a line has not been written the game shows </w:t>
-      </w:r>
-      <w:r>
-        <w:rPr>
-          <w:rFonts w:ascii="Georgia" w:cs="Georgia" w:eastAsia="Georgia" w:hAnsi="Georgia"/>
-          <w:b/>
-          <w:bCs/>
-          <w:color w:val="A9A297"/>
-          <w:sz w:val="21"/>
-          <w:szCs w:val="21"/>
-        </w:rPr>
-        <w:t xml:space="preserve">[Placeholder Text]</w:t>
-      </w:r>
-      <w:r>
-        <w:rPr>
-          <w:rFonts w:ascii="Georgia" w:cs="Georgia" w:eastAsia="Georgia" w:hAnsi="Georgia"/>
-          <w:color w:val="1B1B1B"/>
-          <w:sz w:val="21"/>
-          <w:szCs w:val="21"/>
-        </w:rPr>
-        <w:t xml:space="preserve"> and so does this. The rules between blocks are where the card is cleared and the next one drawn.</w:t>
+        <w:t xml:space="preserve">Every string here is on screen now, read off the content file rather than copied out of it. The rules between blocks are where the card is cleared and the next one drawn. A line with a name in front of it is somebody speaking; an indented italic is a noise. </w:t>
+      </w:r>
+      <w:r>
+        <w:rPr>
+          <w:rFonts w:ascii="Georgia" w:cs="Georgia" w:eastAsia="Georgia" w:hAnsi="Georgia"/>
+          <w:b/>
+          <w:bCs/>
+          <w:color w:val="1B1B1B"/>
+          <w:sz w:val="21"/>
+          <w:szCs w:val="21"/>
+        </w:rPr>
+        <w:t xml:space="preserve">{skillActor}</w:t>
+      </w:r>
+      <w:r>
+        <w:rPr>
+          <w:rFonts w:ascii="Georgia" w:cs="Georgia" w:eastAsia="Georgia" w:hAnsi="Georgia"/>
+          <w:color w:val="1B1B1B"/>
+          <w:sz w:val="21"/>
+          <w:szCs w:val="21"/>
+        </w:rPr>
+        <w:t xml:space="preserve"> is whoever made the roll and </w:t>
+      </w:r>
+      <w:r>
+        <w:rPr>
+          <w:rFonts w:ascii="Georgia" w:cs="Georgia" w:eastAsia="Georgia" w:hAnsi="Georgia"/>
+          <w:b/>
+          <w:bCs/>
+          <w:color w:val="1B1B1B"/>
+          <w:sz w:val="21"/>
+          <w:szCs w:val="21"/>
+        </w:rPr>
+        <w:t xml:space="preserve">{their}</w:t>
+      </w:r>
+      <w:r>
+        <w:rPr>
+          <w:rFonts w:ascii="Georgia" w:cs="Georgia" w:eastAsia="Georgia" w:hAnsi="Georgia"/>
+          <w:color w:val="1B1B1B"/>
+          <w:sz w:val="21"/>
+          <w:szCs w:val="21"/>
+        </w:rPr>
+        <w:t xml:space="preserve"> their pronoun, both filled in as the line is drawn.</w:t>
       </w:r>
     </w:p>
     <w:p>
@@ -161,13 +181,11 @@
       <w:r>
         <w:rPr>
           <w:rFonts w:ascii="Georgia" w:cs="Georgia" w:eastAsia="Georgia" w:hAnsi="Georgia"/>
-          <w:b/>
-          <w:bCs/>
-          <w:color w:val="A9A297"/>
-          <w:sz w:val="21"/>
-          <w:szCs w:val="21"/>
-        </w:rPr>
-        <w:t xml:space="preserve">[Placeholder Text]</w:t>
+          <w:color w:val="1B1B1B"/>
+          <w:sz w:val="21"/>
+          <w:szCs w:val="21"/>
+        </w:rPr>
+        <w:t xml:space="preserve">There's a heron's nest in those dead alders, and the trunks are white underneath it. The bird will be about somewhere.</w:t>
       </w:r>
     </w:p>
     <w:p>
@@ -353,26 +371,38 @@
           <w:sz w:val="21"/>
           <w:szCs w:val="21"/>
         </w:rPr>
-        <w:t xml:space="preserve">You leave the water where it is. The path picks up again inside the treeline.</w:t>
-      </w:r>
-    </w:p>
-    <w:p>
-      <w:pPr>
-        <w:pBdr>
-          <w:top w:val="single" w:color="E2DDD4" w:sz="4" w:space="10"/>
-        </w:pBdr>
-        <w:spacing w:after="200" w:before="200" w:line="300"/>
-      </w:pPr>
-      <w:r>
-        <w:rPr>
-          <w:rFonts w:ascii="Georgia" w:cs="Georgia" w:eastAsia="Georgia" w:hAnsi="Georgia"/>
-          <w:b/>
-          <w:bCs/>
-          <w:color w:val="A9A297"/>
-          <w:sz w:val="21"/>
-          <w:szCs w:val="21"/>
-        </w:rPr>
-        <w:t xml:space="preserve">[Placeholder Text]</w:t>
+        <w:t xml:space="preserve">You leave the rod in the pack and follow the bank down to where the path starts again.</w:t>
+      </w:r>
+    </w:p>
+    <w:p>
+      <w:pPr>
+        <w:pBdr>
+          <w:top w:val="single" w:color="E2DDD4" w:sz="4" w:space="10"/>
+        </w:pBdr>
+        <w:spacing w:after="120" w:before="200" w:line="300"/>
+      </w:pPr>
+      <w:r>
+        <w:rPr>
+          <w:rFonts w:ascii="Georgia" w:cs="Georgia" w:eastAsia="Georgia" w:hAnsi="Georgia"/>
+          <w:color w:val="1B1B1B"/>
+          <w:sz w:val="21"/>
+          <w:szCs w:val="21"/>
+        </w:rPr>
+        <w:t xml:space="preserve">The bank is soft mud, cut about with deer tracks down to the water.</w:t>
+      </w:r>
+    </w:p>
+    <w:p>
+      <w:pPr>
+        <w:spacing w:after="200" w:before="0" w:line="300"/>
+      </w:pPr>
+      <w:r>
+        <w:rPr>
+          <w:rFonts w:ascii="Georgia" w:cs="Georgia" w:eastAsia="Georgia" w:hAnsi="Georgia"/>
+          <w:color w:val="1B1B1B"/>
+          <w:sz w:val="21"/>
+          <w:szCs w:val="21"/>
+        </w:rPr>
+        <w:t xml:space="preserve">Fish hold in the slack under the far side, out of the current.</w:t>
       </w:r>
     </w:p>
     <w:p>
@@ -402,7 +432,36 @@
     </w:p>
     <w:p>
       <w:pPr>
-        <w:spacing w:after="120" w:before="0" w:line="300"/>
+        <w:spacing w:after="200" w:before="0" w:line="300"/>
+        <w:ind w:left="1080" w:hanging="1080"/>
+      </w:pPr>
+      <w:r>
+        <w:rPr>
+          <w:rFonts w:ascii="Georgia" w:cs="Georgia" w:eastAsia="Georgia" w:hAnsi="Georgia"/>
+          <w:b/>
+          <w:bCs/>
+          <w:color w:val="1B1B1B"/>
+          <w:sz w:val="21"/>
+          <w:szCs w:val="21"/>
+        </w:rPr>
+        <w:t xml:space="preserve">Woodcraft: </w:t>
+      </w:r>
+      <w:r>
+        <w:rPr>
+          <w:rFonts w:ascii="Georgia" w:cs="Georgia" w:eastAsia="Georgia" w:hAnsi="Georgia"/>
+          <w:color w:val="1B1B1B"/>
+          <w:sz w:val="21"/>
+          <w:szCs w:val="21"/>
+        </w:rPr>
+        <w:t xml:space="preserve">There's a heron's nest in those dead alders, and the trunks are white underneath it. The bird will be about somewhere.</w:t>
+      </w:r>
+    </w:p>
+    <w:p>
+      <w:pPr>
+        <w:pBdr>
+          <w:top w:val="single" w:color="E2DDD4" w:sz="4" w:space="10"/>
+        </w:pBdr>
+        <w:spacing w:after="120" w:before="200" w:line="300"/>
       </w:pPr>
       <w:r>
         <w:rPr>
@@ -515,17 +574,27 @@
     <w:p>
       <w:pPr>
         <w:spacing w:after="200" w:before="0" w:line="300"/>
-      </w:pPr>
-      <w:r>
-        <w:rPr>
-          <w:rFonts w:ascii="Georgia" w:cs="Georgia" w:eastAsia="Georgia" w:hAnsi="Georgia"/>
-          <w:b/>
-          <w:bCs/>
-          <w:color w:val="A9A297"/>
-          <w:sz w:val="21"/>
-          <w:szCs w:val="21"/>
-        </w:rPr>
-        <w:t xml:space="preserve">[Placeholder Text]</w:t>
+        <w:ind w:left="1080" w:hanging="1080"/>
+      </w:pPr>
+      <w:r>
+        <w:rPr>
+          <w:rFonts w:ascii="Georgia" w:cs="Georgia" w:eastAsia="Georgia" w:hAnsi="Georgia"/>
+          <w:b/>
+          <w:bCs/>
+          <w:color w:val="1B1B1B"/>
+          <w:sz w:val="21"/>
+          <w:szCs w:val="21"/>
+        </w:rPr>
+        <w:t xml:space="preserve">Aldis Rooke: </w:t>
+      </w:r>
+      <w:r>
+        <w:rPr>
+          <w:rFonts w:ascii="Georgia" w:cs="Georgia" w:eastAsia="Georgia" w:hAnsi="Georgia"/>
+          <w:color w:val="1B1B1B"/>
+          <w:sz w:val="21"/>
+          <w:szCs w:val="21"/>
+        </w:rPr>
+        <w:t xml:space="preserve">Grey heron, full grown. That beak goes through a fish end to end. Keep your face back.</w:t>
       </w:r>
     </w:p>
     <w:p>
@@ -908,17 +977,27 @@
     <w:p>
       <w:pPr>
         <w:spacing w:after="200" w:before="0" w:line="300"/>
-      </w:pPr>
-      <w:r>
-        <w:rPr>
-          <w:rFonts w:ascii="Georgia" w:cs="Georgia" w:eastAsia="Georgia" w:hAnsi="Georgia"/>
-          <w:b/>
-          <w:bCs/>
-          <w:color w:val="A9A297"/>
-          <w:sz w:val="21"/>
-          <w:szCs w:val="21"/>
-        </w:rPr>
-        <w:t xml:space="preserve">[Placeholder Text]</w:t>
+        <w:ind w:left="1080" w:hanging="1080"/>
+      </w:pPr>
+      <w:r>
+        <w:rPr>
+          <w:rFonts w:ascii="Georgia" w:cs="Georgia" w:eastAsia="Georgia" w:hAnsi="Georgia"/>
+          <w:b/>
+          <w:bCs/>
+          <w:color w:val="1B1B1B"/>
+          <w:sz w:val="21"/>
+          <w:szCs w:val="21"/>
+        </w:rPr>
+        <w:t xml:space="preserve">Aldis Rooke: </w:t>
+      </w:r>
+      <w:r>
+        <w:rPr>
+          <w:rFonts w:ascii="Georgia" w:cs="Georgia" w:eastAsia="Georgia" w:hAnsi="Georgia"/>
+          <w:color w:val="1B1B1B"/>
+          <w:sz w:val="21"/>
+          <w:szCs w:val="21"/>
+        </w:rPr>
+        <w:t xml:space="preserve">The eggs are gone and it's still standing guard over an empty nest. Nothing round here climbs an alder.</w:t>
       </w:r>
     </w:p>
     <w:p>
@@ -1099,13 +1178,11 @@
       <w:r>
         <w:rPr>
           <w:rFonts w:ascii="Georgia" w:cs="Georgia" w:eastAsia="Georgia" w:hAnsi="Georgia"/>
-          <w:b/>
-          <w:bCs/>
-          <w:color w:val="A9A297"/>
-          <w:sz w:val="21"/>
-          <w:szCs w:val="21"/>
-        </w:rPr>
-        <w:t xml:space="preserve">[Placeholder Text]</w:t>
+          <w:color w:val="1B1B1B"/>
+          <w:sz w:val="21"/>
+          <w:szCs w:val="21"/>
+        </w:rPr>
+        <w:t xml:space="preserve">The trunks are streaked white with droppings, and the mud at their feet is full of fish bones.</w:t>
       </w:r>
     </w:p>
     <w:p>
@@ -1135,7 +1212,36 @@
     </w:p>
     <w:p>
       <w:pPr>
-        <w:spacing w:after="120" w:before="0" w:line="300"/>
+        <w:spacing w:after="200" w:before="0" w:line="300"/>
+        <w:ind w:left="1080" w:hanging="1080"/>
+      </w:pPr>
+      <w:r>
+        <w:rPr>
+          <w:rFonts w:ascii="Georgia" w:cs="Georgia" w:eastAsia="Georgia" w:hAnsi="Georgia"/>
+          <w:b/>
+          <w:bCs/>
+          <w:color w:val="1B1B1B"/>
+          <w:sz w:val="21"/>
+          <w:szCs w:val="21"/>
+        </w:rPr>
+        <w:t xml:space="preserve">Herblore: </w:t>
+      </w:r>
+      <w:r>
+        <w:rPr>
+          <w:rFonts w:ascii="Georgia" w:cs="Georgia" w:eastAsia="Georgia" w:hAnsi="Georgia"/>
+          <w:color w:val="1B1B1B"/>
+          <w:sz w:val="21"/>
+          <w:szCs w:val="21"/>
+        </w:rPr>
+        <w:t xml:space="preserve">Oysters on that trunk, and bittercap in among them. They look the same until you cut one.</w:t>
+      </w:r>
+    </w:p>
+    <w:p>
+      <w:pPr>
+        <w:pBdr>
+          <w:top w:val="single" w:color="E2DDD4" w:sz="4" w:space="10"/>
+        </w:pBdr>
+        <w:spacing w:after="120" w:before="200" w:line="300"/>
       </w:pPr>
       <w:r>
         <w:rPr>
@@ -1181,17 +1287,27 @@
     <w:p>
       <w:pPr>
         <w:spacing w:after="200" w:before="0" w:line="300"/>
-      </w:pPr>
-      <w:r>
-        <w:rPr>
-          <w:rFonts w:ascii="Georgia" w:cs="Georgia" w:eastAsia="Georgia" w:hAnsi="Georgia"/>
-          <w:b/>
-          <w:bCs/>
-          <w:color w:val="A9A297"/>
-          <w:sz w:val="21"/>
-          <w:szCs w:val="21"/>
-        </w:rPr>
-        <w:t xml:space="preserve">[Placeholder Text]</w:t>
+        <w:ind w:left="1080" w:hanging="1080"/>
+      </w:pPr>
+      <w:r>
+        <w:rPr>
+          <w:rFonts w:ascii="Georgia" w:cs="Georgia" w:eastAsia="Georgia" w:hAnsi="Georgia"/>
+          <w:b/>
+          <w:bCs/>
+          <w:color w:val="1B1B1B"/>
+          <w:sz w:val="21"/>
+          <w:szCs w:val="21"/>
+        </w:rPr>
+        <w:t xml:space="preserve">Aldis Rooke: </w:t>
+      </w:r>
+      <w:r>
+        <w:rPr>
+          <w:rFonts w:ascii="Georgia" w:cs="Georgia" w:eastAsia="Georgia" w:hAnsi="Georgia"/>
+          <w:color w:val="1B1B1B"/>
+          <w:sz w:val="21"/>
+          <w:szCs w:val="21"/>
+        </w:rPr>
+        <w:t xml:space="preserve">That's a week of suppers there, if you know which is which. I don't.</w:t>
       </w:r>
     </w:p>
     <w:p>
@@ -1467,17 +1583,27 @@
     <w:p>
       <w:pPr>
         <w:spacing w:after="200" w:before="0" w:line="300"/>
-      </w:pPr>
-      <w:r>
-        <w:rPr>
-          <w:rFonts w:ascii="Georgia" w:cs="Georgia" w:eastAsia="Georgia" w:hAnsi="Georgia"/>
-          <w:b/>
-          <w:bCs/>
-          <w:color w:val="A9A297"/>
-          <w:sz w:val="21"/>
-          <w:szCs w:val="21"/>
-        </w:rPr>
-        <w:t xml:space="preserve">[Placeholder Text]</w:t>
+        <w:ind w:left="1080" w:hanging="1080"/>
+      </w:pPr>
+      <w:r>
+        <w:rPr>
+          <w:rFonts w:ascii="Georgia" w:cs="Georgia" w:eastAsia="Georgia" w:hAnsi="Georgia"/>
+          <w:b/>
+          <w:bCs/>
+          <w:color w:val="1B1B1B"/>
+          <w:sz w:val="21"/>
+          <w:szCs w:val="21"/>
+        </w:rPr>
+        <w:t xml:space="preserve">Aldis Rooke: </w:t>
+      </w:r>
+      <w:r>
+        <w:rPr>
+          <w:rFonts w:ascii="Georgia" w:cs="Georgia" w:eastAsia="Georgia" w:hAnsi="Georgia"/>
+          <w:color w:val="1B1B1B"/>
+          <w:sz w:val="21"/>
+          <w:szCs w:val="21"/>
+        </w:rPr>
+        <w:t xml:space="preserve">That snare's been out a month. And they trimmed the quills and left them. That's not a man feeding himself.</w:t>
       </w:r>
     </w:p>
     <w:p>
@@ -1552,13 +1678,11 @@
       <w:r>
         <w:rPr>
           <w:rFonts w:ascii="Georgia" w:cs="Georgia" w:eastAsia="Georgia" w:hAnsi="Georgia"/>
-          <w:b/>
-          <w:bCs/>
-          <w:color w:val="A9A297"/>
-          <w:sz w:val="21"/>
-          <w:szCs w:val="21"/>
-        </w:rPr>
-        <w:t xml:space="preserve">[Placeholder Text]</w:t>
+          <w:color w:val="1B1B1B"/>
+          <w:sz w:val="21"/>
+          <w:szCs w:val="21"/>
+        </w:rPr>
+        <w:t xml:space="preserve">Oysters and black trumpets grow on the trunk. So does the bittercap, and from a stride away it looks like the rest.</w:t>
       </w:r>
     </w:p>
     <w:p>
@@ -1701,7 +1825,7 @@
           <w:sz w:val="21"/>
           <w:szCs w:val="21"/>
         </w:rPr>
-        <w:t xml:space="preserve">You leave the oak standing. The limb will still be down the next time anybody comes this way.</w:t>
+        <w:t xml:space="preserve">You leave the oak standing. The limb has been down a year already; another week will not hurt it.</w:t>
       </w:r>
     </w:p>
     <w:p>
@@ -1714,13 +1838,11 @@
       <w:r>
         <w:rPr>
           <w:rFonts w:ascii="Georgia" w:cs="Georgia" w:eastAsia="Georgia" w:hAnsi="Georgia"/>
-          <w:b/>
-          <w:bCs/>
-          <w:color w:val="A9A297"/>
-          <w:sz w:val="21"/>
-          <w:szCs w:val="21"/>
-        </w:rPr>
-        <w:t xml:space="preserve">[Placeholder Text]</w:t>
+          <w:color w:val="1B1B1B"/>
+          <w:sz w:val="21"/>
+          <w:szCs w:val="21"/>
+        </w:rPr>
+        <w:t xml:space="preserve">Storm-torn oak, one limb down and the rest of it sound. There is enough in the limb alone to fill a cart.</w:t>
       </w:r>
     </w:p>
     <w:p>
@@ -2047,13 +2169,11 @@
       <w:r>
         <w:rPr>
           <w:rFonts w:ascii="Georgia" w:cs="Georgia" w:eastAsia="Georgia" w:hAnsi="Georgia"/>
-          <w:b/>
-          <w:bCs/>
-          <w:color w:val="A9A297"/>
-          <w:sz w:val="21"/>
-          <w:szCs w:val="21"/>
-        </w:rPr>
-        <w:t xml:space="preserve">[Placeholder Text]</w:t>
+          <w:color w:val="1B1B1B"/>
+          <w:sz w:val="21"/>
+          <w:szCs w:val="21"/>
+        </w:rPr>
+        <w:t xml:space="preserve">Back up. Don't let them on your boots.</w:t>
       </w:r>
     </w:p>
     <w:p>
@@ -2341,13 +2461,11 @@
       <w:r>
         <w:rPr>
           <w:rFonts w:ascii="Georgia" w:cs="Georgia" w:eastAsia="Georgia" w:hAnsi="Georgia"/>
-          <w:b/>
-          <w:bCs/>
-          <w:color w:val="A9A297"/>
-          <w:sz w:val="21"/>
-          <w:szCs w:val="21"/>
-        </w:rPr>
-        <w:t xml:space="preserve">[Placeholder Text]</w:t>
+          <w:color w:val="1B1B1B"/>
+          <w:sz w:val="21"/>
+          <w:szCs w:val="21"/>
+        </w:rPr>
+        <w:t xml:space="preserve">Birch in a fold of the ground, close-grown, the light coming down between them in bars. The air is warm and still. You smell it from sixty yards out.</w:t>
       </w:r>
     </w:p>
     <w:sectPr>
